--- a/binder_source_ordered/210_S2_2.10_Operational_Review_Reassessment_and_Governance_Maintenance_Expectations.docx
+++ b/binder_source_ordered/210_S2_2.10_Operational_Review_Reassessment_and_Governance_Maintenance_Expectations.docx
@@ -753,7 +753,7 @@
                 <w:color w:val="1F2937"/>
                 <w:sz w:val="16"/>
               </w:rPr>
-              <w:t>Has use expanded beyond the original audience or assurance posture?</w:t>
+              <w:t>Has use expanded beyond the original audience or confidence posture?</w:t>
             </w:r>
           </w:p>
         </w:tc>
@@ -2341,7 +2341,7 @@
                 <w:color w:val="1F2937"/>
                 <w:sz w:val="16"/>
               </w:rPr>
-              <w:t>Assurance boundary may exceed evidence support or review authority.</w:t>
+              <w:t>Confidence boundary may exceed evidence support or review authority.</w:t>
             </w:r>
           </w:p>
         </w:tc>
@@ -4155,7 +4155,7 @@
                 <w:color w:val="1F2937"/>
                 <w:sz w:val="16"/>
               </w:rPr>
-              <w:t>Stale assurance language continues to influence customers, executives, or partners.</w:t>
+              <w:t>Stale confidence language continues to influence customers, executives, or partners.</w:t>
             </w:r>
           </w:p>
         </w:tc>
@@ -5924,7 +5924,7 @@
                 <w:color w:val="1F2937"/>
                 <w:sz w:val="16"/>
               </w:rPr>
-              <w:t>Assurance language no longer matches current evidence support.</w:t>
+              <w:t>Confidence language no longer matches current evidence support.</w:t>
             </w:r>
           </w:p>
         </w:tc>
@@ -9905,7 +9905,7 @@
                 <w:color w:val="1F2937"/>
                 <w:sz w:val="16"/>
               </w:rPr>
-              <w:t>Local team cannot define assurance boundary for broader audience.</w:t>
+              <w:t>Local team cannot define confidence boundary for broader audience.</w:t>
             </w:r>
           </w:p>
         </w:tc>
@@ -13403,7 +13403,7 @@
                 <w:color w:val="1F2937"/>
                 <w:sz w:val="16"/>
               </w:rPr>
-              <w:t>Maintains assurance support and accountability.</w:t>
+              <w:t>Maintains confidence support and accountability.</w:t>
             </w:r>
           </w:p>
         </w:tc>
